--- a/Meeting Reports/Meeting Report- Week 04.docx
+++ b/Meeting Reports/Meeting Report- Week 04.docx
@@ -13,1197 +13,1197 @@
           <w:lang w:val="en-DE"/>
         </w:rPr>
       </w:pPr>
-      <w:r>
-        <w:rPr>
-          <w:rFonts w:ascii="Arial" w:hAnsi="Arial"/>
-          <w:b/>
-          <w:sz w:val="36"/>
-          <w:u w:val="single"/>
-        </w:rPr>
-        <w:t>MEETING REPORT</w:t>
-      </w:r>
-      <w:r>
-        <w:rPr>
-          <w:rFonts w:ascii="Arial" w:hAnsi="Arial"/>
-          <w:b/>
-          <w:sz w:val="36"/>
-          <w:u w:val="single"/>
-          <w:lang w:val="en-DE"/>
-        </w:rPr>
-        <w:t>- WEEK 4</w:t>
-      </w:r>
-    </w:p>
-    <w:p>
-      <w:pPr>
-        <w:rPr>
-          <w:rFonts w:ascii="Arial" w:hAnsi="Arial"/>
-          <w:b/>
-          <w:sz w:val="22"/>
-        </w:rPr>
-      </w:pPr>
-    </w:p>
-    <w:p>
-      <w:pPr>
-        <w:rPr>
-          <w:rFonts w:ascii="Arial" w:hAnsi="Arial"/>
-          <w:b/>
-          <w:sz w:val="22"/>
-        </w:rPr>
-      </w:pPr>
-    </w:p>
-    <w:p>
-      <w:pPr>
-        <w:rPr>
-          <w:rFonts w:ascii="Arial" w:hAnsi="Arial"/>
-          <w:b/>
-          <w:sz w:val="22"/>
-          <w:lang w:val="en-DE"/>
-        </w:rPr>
-      </w:pPr>
-      <w:r>
-        <w:rPr>
-          <w:rFonts w:ascii="Arial" w:hAnsi="Arial"/>
-          <w:b/>
-          <w:sz w:val="22"/>
-          <w:u w:val="single"/>
-        </w:rPr>
-        <w:t>Team Name:</w:t>
-      </w:r>
-      <w:r>
-        <w:rPr>
-          <w:rFonts w:ascii="Arial" w:hAnsi="Arial"/>
-          <w:b/>
-          <w:sz w:val="22"/>
-          <w:lang w:val="en-DE"/>
-        </w:rPr>
-        <w:t xml:space="preserve"> </w:t>
-      </w:r>
-      <w:r>
-        <w:rPr>
-          <w:rFonts w:ascii="Arial" w:hAnsi="Arial"/>
-          <w:sz w:val="22"/>
-          <w:lang w:val="en-DE"/>
-        </w:rPr>
-        <w:t>Property Rental System</w:t>
-      </w:r>
-      <w:r>
-        <w:rPr>
-          <w:rFonts w:ascii="Arial" w:hAnsi="Arial"/>
-          <w:b/>
-          <w:sz w:val="22"/>
-          <w:lang w:val="en-DE"/>
-        </w:rPr>
-        <w:t xml:space="preserve">    </w:t>
-      </w:r>
-    </w:p>
-    <w:p>
-      <w:pPr>
-        <w:rPr>
-          <w:rFonts w:ascii="Arial" w:hAnsi="Arial"/>
-          <w:b/>
-          <w:sz w:val="22"/>
-        </w:rPr>
-      </w:pPr>
-    </w:p>
-    <w:p>
-      <w:pPr>
-        <w:rPr>
-          <w:rFonts w:ascii="Arial" w:hAnsi="Arial"/>
-          <w:b/>
-          <w:sz w:val="22"/>
-          <w:lang w:val="en-DE"/>
-        </w:rPr>
-      </w:pPr>
-      <w:r>
-        <w:rPr>
-          <w:rFonts w:ascii="Arial" w:hAnsi="Arial"/>
-          <w:b/>
-          <w:sz w:val="22"/>
-          <w:u w:val="single"/>
-        </w:rPr>
-        <w:t>Date of Meeting:</w:t>
-      </w:r>
-      <w:r>
-        <w:rPr>
-          <w:rFonts w:ascii="Arial" w:hAnsi="Arial"/>
-          <w:sz w:val="22"/>
-          <w:lang w:val="en-DE"/>
-        </w:rPr>
-        <w:t>24</w:t>
-      </w:r>
-      <w:r>
-        <w:rPr>
-          <w:rFonts w:ascii="Arial" w:hAnsi="Arial"/>
-          <w:sz w:val="22"/>
-          <w:lang w:val="en-DE"/>
-        </w:rPr>
-        <w:t>/03/2026</w:t>
-      </w:r>
-    </w:p>
-    <w:p>
-      <w:pPr>
-        <w:rPr>
-          <w:rFonts w:ascii="Arial" w:hAnsi="Arial"/>
-          <w:b/>
-          <w:sz w:val="22"/>
-        </w:rPr>
-      </w:pPr>
-    </w:p>
-    <w:p>
-      <w:pPr>
-        <w:rPr>
-          <w:rFonts w:ascii="Arial" w:hAnsi="Arial"/>
-          <w:sz w:val="22"/>
-        </w:rPr>
-      </w:pPr>
-      <w:r>
-        <w:rPr>
-          <w:rFonts w:ascii="Arial" w:hAnsi="Arial"/>
-          <w:b/>
-          <w:sz w:val="22"/>
-          <w:u w:val="single"/>
-        </w:rPr>
-        <w:t>Start Time:</w:t>
-      </w:r>
-      <w:r>
-        <w:rPr>
-          <w:rFonts w:ascii="Arial" w:hAnsi="Arial"/>
-          <w:b/>
-          <w:sz w:val="22"/>
-          <w:lang w:val="en-DE"/>
-        </w:rPr>
-        <w:t xml:space="preserve"> </w:t>
-      </w:r>
-      <w:r>
-        <w:rPr>
-          <w:rFonts w:ascii="Arial" w:hAnsi="Arial"/>
-          <w:sz w:val="22"/>
-          <w:lang w:val="en-DE"/>
-        </w:rPr>
-        <w:t>9</w:t>
-      </w:r>
-      <w:r>
-        <w:rPr>
-          <w:rFonts w:ascii="Arial" w:hAnsi="Arial"/>
-          <w:sz w:val="22"/>
-          <w:lang w:val="en-DE"/>
-        </w:rPr>
-        <w:t>:</w:t>
-      </w:r>
-      <w:r>
-        <w:rPr>
-          <w:rFonts w:ascii="Arial" w:hAnsi="Arial"/>
-          <w:sz w:val="22"/>
-          <w:lang w:val="en-DE"/>
-        </w:rPr>
-        <w:t>3</w:t>
-      </w:r>
-      <w:r>
-        <w:rPr>
-          <w:rFonts w:ascii="Arial" w:hAnsi="Arial"/>
-          <w:sz w:val="22"/>
-          <w:lang w:val="en-DE"/>
-        </w:rPr>
-        <w:t>0</w:t>
-      </w:r>
-      <w:r>
-        <w:rPr>
-          <w:rFonts w:ascii="Arial" w:hAnsi="Arial"/>
-          <w:sz w:val="22"/>
-        </w:rPr>
-        <w:t xml:space="preserve"> </w:t>
-      </w:r>
-    </w:p>
-    <w:p>
-      <w:pPr>
-        <w:rPr>
-          <w:rFonts w:ascii="Arial" w:hAnsi="Arial"/>
-          <w:sz w:val="22"/>
-        </w:rPr>
-      </w:pPr>
-    </w:p>
-    <w:p>
-      <w:pPr>
-        <w:rPr>
-          <w:rFonts w:ascii="Arial" w:hAnsi="Arial"/>
-          <w:b/>
-          <w:sz w:val="22"/>
-        </w:rPr>
-      </w:pPr>
-      <w:r>
-        <w:rPr>
-          <w:rFonts w:ascii="Arial" w:hAnsi="Arial"/>
-          <w:b/>
-          <w:sz w:val="22"/>
-          <w:u w:val="single"/>
-        </w:rPr>
-        <w:t>End Time:</w:t>
-      </w:r>
-      <w:r>
-        <w:rPr>
-          <w:rFonts w:ascii="Arial" w:hAnsi="Arial"/>
-          <w:b/>
-          <w:sz w:val="22"/>
-          <w:lang w:val="en-DE"/>
-        </w:rPr>
-        <w:t xml:space="preserve"> </w:t>
-      </w:r>
-      <w:r>
-        <w:rPr>
-          <w:rFonts w:ascii="Arial" w:hAnsi="Arial"/>
-          <w:sz w:val="22"/>
-          <w:lang w:val="en-DE"/>
-        </w:rPr>
-        <w:t>1</w:t>
-      </w:r>
-      <w:r>
-        <w:rPr>
-          <w:rFonts w:ascii="Arial" w:hAnsi="Arial"/>
-          <w:sz w:val="22"/>
-          <w:lang w:val="en-DE"/>
-        </w:rPr>
-        <w:t>0</w:t>
-      </w:r>
-      <w:r>
-        <w:rPr>
-          <w:rFonts w:ascii="Arial" w:hAnsi="Arial"/>
-          <w:sz w:val="22"/>
-          <w:lang w:val="en-DE"/>
-        </w:rPr>
-        <w:t>:</w:t>
-      </w:r>
-      <w:r>
-        <w:rPr>
-          <w:rFonts w:ascii="Arial" w:hAnsi="Arial"/>
-          <w:sz w:val="22"/>
-          <w:lang w:val="en-DE"/>
-        </w:rPr>
-        <w:t>30</w:t>
-      </w:r>
-      <w:r>
-        <w:rPr>
-          <w:rFonts w:ascii="Arial" w:hAnsi="Arial"/>
-          <w:b/>
-          <w:sz w:val="22"/>
-        </w:rPr>
-        <w:t xml:space="preserve">   </w:t>
-      </w:r>
-    </w:p>
-    <w:p>
-      <w:pPr>
-        <w:rPr>
-          <w:rFonts w:ascii="Arial" w:hAnsi="Arial"/>
-          <w:b/>
-          <w:sz w:val="22"/>
-        </w:rPr>
-      </w:pPr>
-    </w:p>
-    <w:p>
-      <w:pPr>
-        <w:rPr>
-          <w:rFonts w:ascii="Arial" w:hAnsi="Arial"/>
-          <w:b/>
-          <w:sz w:val="22"/>
-          <w:lang w:val="en-DE"/>
-        </w:rPr>
-      </w:pPr>
-      <w:r>
-        <w:rPr>
-          <w:rFonts w:ascii="Arial" w:hAnsi="Arial"/>
-          <w:b/>
-          <w:sz w:val="22"/>
-          <w:u w:val="single"/>
-        </w:rPr>
-        <w:t>Meeting Location</w:t>
-      </w:r>
-      <w:r>
-        <w:rPr>
-          <w:rFonts w:ascii="Arial" w:hAnsi="Arial"/>
-          <w:b/>
-          <w:sz w:val="22"/>
-        </w:rPr>
-        <w:t>:</w:t>
-      </w:r>
-      <w:r>
-        <w:rPr>
-          <w:rFonts w:ascii="Arial" w:hAnsi="Arial"/>
-          <w:b/>
-          <w:sz w:val="22"/>
-          <w:lang w:val="en-DE"/>
-        </w:rPr>
-        <w:t xml:space="preserve"> </w:t>
-      </w:r>
-      <w:proofErr w:type="spellStart"/>
-      <w:r>
-        <w:rPr>
-          <w:rFonts w:ascii="Arial" w:hAnsi="Arial"/>
-          <w:sz w:val="22"/>
-          <w:lang w:val="en-DE"/>
-        </w:rPr>
-        <w:t>Epoka</w:t>
-      </w:r>
-      <w:proofErr w:type="spellEnd"/>
-      <w:r>
-        <w:rPr>
-          <w:rFonts w:ascii="Arial" w:hAnsi="Arial"/>
-          <w:sz w:val="22"/>
-          <w:lang w:val="en-DE"/>
-        </w:rPr>
-        <w:t xml:space="preserve"> University</w:t>
-      </w:r>
-    </w:p>
-    <w:p>
-      <w:pPr>
-        <w:rPr>
-          <w:rFonts w:ascii="Arial" w:hAnsi="Arial"/>
-          <w:b/>
-          <w:sz w:val="22"/>
-        </w:rPr>
-      </w:pPr>
-    </w:p>
-    <w:p>
-      <w:pPr>
-        <w:rPr>
-          <w:rFonts w:ascii="Arial" w:hAnsi="Arial"/>
-          <w:sz w:val="22"/>
-          <w:lang w:val="en-DE"/>
-        </w:rPr>
-      </w:pPr>
-      <w:r>
-        <w:rPr>
-          <w:rFonts w:ascii="Arial" w:hAnsi="Arial"/>
-          <w:b/>
-          <w:sz w:val="22"/>
-          <w:u w:val="single"/>
-        </w:rPr>
-        <w:t>Moderator</w:t>
-      </w:r>
-      <w:r>
-        <w:rPr>
-          <w:rFonts w:ascii="Arial" w:hAnsi="Arial"/>
-          <w:b/>
-          <w:sz w:val="22"/>
-          <w:u w:val="single"/>
-          <w:lang w:val="en-DE"/>
-        </w:rPr>
-        <w:t>:</w:t>
-      </w:r>
-      <w:r>
-        <w:rPr>
-          <w:rFonts w:ascii="Arial" w:hAnsi="Arial"/>
-          <w:b/>
-          <w:sz w:val="22"/>
-          <w:lang w:val="en-DE"/>
-        </w:rPr>
-        <w:t xml:space="preserve"> </w:t>
-      </w:r>
-      <w:r>
-        <w:rPr>
-          <w:rFonts w:ascii="Arial" w:hAnsi="Arial"/>
-          <w:sz w:val="22"/>
-          <w:lang w:val="en-DE"/>
-        </w:rPr>
-        <w:t xml:space="preserve">Kevin </w:t>
-      </w:r>
-      <w:proofErr w:type="spellStart"/>
-      <w:r>
-        <w:rPr>
-          <w:rFonts w:ascii="Arial" w:hAnsi="Arial"/>
-          <w:sz w:val="22"/>
-          <w:lang w:val="en-DE"/>
-        </w:rPr>
-        <w:t>Muho</w:t>
-      </w:r>
-      <w:proofErr w:type="spellEnd"/>
-      <w:r>
-        <w:rPr>
-          <w:rFonts w:ascii="Arial" w:hAnsi="Arial"/>
-          <w:b/>
-          <w:sz w:val="22"/>
-        </w:rPr>
-        <w:tab/>
-      </w:r>
-    </w:p>
-    <w:p>
-      <w:pPr>
-        <w:rPr>
-          <w:rFonts w:ascii="Arial" w:hAnsi="Arial"/>
-          <w:b/>
-          <w:sz w:val="22"/>
-        </w:rPr>
-      </w:pPr>
-    </w:p>
-    <w:p>
-      <w:pPr>
-        <w:rPr>
-          <w:rFonts w:ascii="Arial" w:hAnsi="Arial"/>
-          <w:b/>
-          <w:sz w:val="22"/>
-          <w:u w:val="single"/>
-          <w:lang w:val="en-DE"/>
-        </w:rPr>
-      </w:pPr>
-      <w:r>
-        <w:rPr>
-          <w:rFonts w:ascii="Arial" w:hAnsi="Arial"/>
-          <w:b/>
-          <w:sz w:val="22"/>
-          <w:u w:val="single"/>
-        </w:rPr>
-        <w:t>Recorder:</w:t>
-      </w:r>
-      <w:r>
-        <w:rPr>
-          <w:rFonts w:ascii="Arial" w:hAnsi="Arial"/>
-          <w:b/>
-          <w:sz w:val="22"/>
-          <w:lang w:val="en-DE"/>
-        </w:rPr>
-        <w:t xml:space="preserve"> </w:t>
-      </w:r>
-      <w:proofErr w:type="spellStart"/>
-      <w:r>
-        <w:rPr>
-          <w:rFonts w:ascii="Arial" w:hAnsi="Arial"/>
-          <w:sz w:val="22"/>
-          <w:lang w:val="en-DE"/>
-        </w:rPr>
-        <w:t>Haidi</w:t>
-      </w:r>
-      <w:proofErr w:type="spellEnd"/>
-      <w:r>
-        <w:rPr>
-          <w:rFonts w:ascii="Arial" w:hAnsi="Arial"/>
-          <w:sz w:val="22"/>
-          <w:lang w:val="en-DE"/>
-        </w:rPr>
-        <w:t xml:space="preserve"> Toto</w:t>
-      </w:r>
-    </w:p>
-    <w:p>
-      <w:pPr>
-        <w:rPr>
-          <w:rFonts w:ascii="Arial" w:hAnsi="Arial"/>
-          <w:b/>
-          <w:sz w:val="22"/>
-        </w:rPr>
-      </w:pPr>
-    </w:p>
-    <w:p>
-      <w:pPr>
-        <w:rPr>
-          <w:rFonts w:ascii="Arial" w:hAnsi="Arial"/>
-          <w:sz w:val="22"/>
-          <w:lang w:val="en-DE"/>
-        </w:rPr>
-      </w:pPr>
-      <w:r>
-        <w:rPr>
-          <w:rFonts w:ascii="Arial" w:hAnsi="Arial"/>
-          <w:b/>
-          <w:sz w:val="22"/>
-          <w:u w:val="single"/>
-        </w:rPr>
-        <w:t>Other Members Present:</w:t>
-      </w:r>
-      <w:r>
-        <w:rPr>
-          <w:rFonts w:ascii="Arial" w:hAnsi="Arial"/>
-          <w:b/>
-          <w:sz w:val="22"/>
-        </w:rPr>
-        <w:tab/>
-      </w:r>
-      <w:proofErr w:type="gramStart"/>
-      <w:r>
-        <w:rPr>
-          <w:rFonts w:ascii="Arial" w:hAnsi="Arial"/>
-          <w:b/>
-          <w:sz w:val="22"/>
-          <w:lang w:val="en-DE"/>
-        </w:rPr>
-        <w:t>1.</w:t>
-      </w:r>
-      <w:r>
-        <w:rPr>
-          <w:rFonts w:ascii="Arial" w:hAnsi="Arial"/>
-          <w:sz w:val="22"/>
-          <w:lang w:val="en-DE"/>
-        </w:rPr>
-        <w:t>Desard</w:t>
-      </w:r>
-      <w:proofErr w:type="gramEnd"/>
-      <w:r>
-        <w:rPr>
-          <w:rFonts w:ascii="Arial" w:hAnsi="Arial"/>
-          <w:sz w:val="22"/>
-          <w:lang w:val="en-DE"/>
-        </w:rPr>
-        <w:t xml:space="preserve"> </w:t>
-      </w:r>
-      <w:proofErr w:type="spellStart"/>
-      <w:r>
-        <w:rPr>
-          <w:rFonts w:ascii="Arial" w:hAnsi="Arial"/>
-          <w:sz w:val="22"/>
-          <w:lang w:val="en-DE"/>
-        </w:rPr>
-        <w:t>Lybeshari</w:t>
-      </w:r>
-      <w:proofErr w:type="spellEnd"/>
-      <w:r>
-        <w:rPr>
-          <w:rFonts w:ascii="Arial" w:hAnsi="Arial"/>
-          <w:sz w:val="22"/>
-          <w:lang w:val="en-DE"/>
-        </w:rPr>
-        <w:t xml:space="preserve">  </w:t>
-      </w:r>
-      <w:r>
-        <w:rPr>
-          <w:rFonts w:ascii="Arial" w:hAnsi="Arial"/>
-          <w:b/>
-          <w:sz w:val="22"/>
-          <w:lang w:val="en-DE"/>
-        </w:rPr>
-        <w:t>2.</w:t>
-      </w:r>
-      <w:r>
-        <w:rPr>
-          <w:rFonts w:ascii="Arial" w:hAnsi="Arial"/>
-          <w:sz w:val="22"/>
-          <w:lang w:val="en-DE"/>
-        </w:rPr>
-        <w:t xml:space="preserve">Ledio </w:t>
-      </w:r>
-      <w:proofErr w:type="spellStart"/>
-      <w:r>
-        <w:rPr>
-          <w:rFonts w:ascii="Arial" w:hAnsi="Arial"/>
-          <w:sz w:val="22"/>
-          <w:lang w:val="en-DE"/>
-        </w:rPr>
-        <w:t>Tafciu</w:t>
-      </w:r>
-      <w:proofErr w:type="spellEnd"/>
-      <w:r>
-        <w:rPr>
-          <w:rFonts w:ascii="Arial" w:hAnsi="Arial"/>
-          <w:sz w:val="22"/>
-          <w:lang w:val="en-DE"/>
-        </w:rPr>
-        <w:t xml:space="preserve">     </w:t>
-      </w:r>
-      <w:r>
-        <w:rPr>
-          <w:rFonts w:ascii="Arial" w:hAnsi="Arial"/>
-          <w:b/>
-          <w:sz w:val="22"/>
-          <w:lang w:val="en-DE"/>
-        </w:rPr>
-        <w:t>3.</w:t>
-      </w:r>
-      <w:r>
-        <w:rPr>
-          <w:rFonts w:ascii="Arial" w:hAnsi="Arial"/>
-          <w:sz w:val="22"/>
-          <w:lang w:val="en-DE"/>
-        </w:rPr>
-        <w:t>Matias Bali</w:t>
-      </w:r>
-    </w:p>
-    <w:p>
-      <w:pPr>
-        <w:rPr>
-          <w:rFonts w:ascii="Arial" w:hAnsi="Arial"/>
-          <w:sz w:val="22"/>
-          <w:lang w:val="en-DE"/>
-        </w:rPr>
-      </w:pPr>
-    </w:p>
-    <w:p>
-      <w:pPr>
-        <w:rPr>
-          <w:rFonts w:ascii="Arial" w:hAnsi="Arial"/>
-          <w:sz w:val="22"/>
-          <w:lang w:val="en-DE"/>
-        </w:rPr>
-      </w:pPr>
-      <w:r>
-        <w:rPr>
-          <w:rFonts w:ascii="Arial" w:hAnsi="Arial"/>
-          <w:sz w:val="22"/>
-          <w:lang w:val="en-DE"/>
-        </w:rPr>
-        <w:t xml:space="preserve">                                               </w:t>
-      </w:r>
-      <w:r>
-        <w:rPr>
-          <w:rFonts w:ascii="Arial" w:hAnsi="Arial"/>
-          <w:b/>
-          <w:sz w:val="22"/>
-          <w:lang w:val="en-DE"/>
-        </w:rPr>
-        <w:t>4.</w:t>
-      </w:r>
-      <w:r>
-        <w:rPr>
-          <w:rFonts w:ascii="Arial" w:hAnsi="Arial"/>
-          <w:sz w:val="22"/>
-          <w:lang w:val="en-DE"/>
-        </w:rPr>
-        <w:t xml:space="preserve">Ornelt </w:t>
-      </w:r>
-      <w:proofErr w:type="spellStart"/>
-      <w:r>
-        <w:rPr>
-          <w:rFonts w:ascii="Arial" w:hAnsi="Arial"/>
-          <w:sz w:val="22"/>
-          <w:lang w:val="en-DE"/>
-        </w:rPr>
-        <w:t>Lemellari</w:t>
-      </w:r>
-      <w:proofErr w:type="spellEnd"/>
-      <w:r>
-        <w:rPr>
-          <w:rFonts w:ascii="Arial" w:hAnsi="Arial"/>
-          <w:sz w:val="22"/>
-          <w:lang w:val="en-DE"/>
-        </w:rPr>
-        <w:t xml:space="preserve"> </w:t>
-      </w:r>
-      <w:r>
-        <w:rPr>
-          <w:rFonts w:ascii="Arial" w:hAnsi="Arial"/>
-          <w:sz w:val="22"/>
-          <w:lang w:val="en-DE"/>
-        </w:rPr>
-        <w:t xml:space="preserve"> </w:t>
-      </w:r>
-      <w:r>
-        <w:rPr>
-          <w:rFonts w:ascii="Arial" w:hAnsi="Arial"/>
-          <w:sz w:val="22"/>
-          <w:lang w:val="en-DE"/>
-        </w:rPr>
-        <w:t xml:space="preserve">   </w:t>
-      </w:r>
-      <w:r>
-        <w:rPr>
-          <w:rFonts w:ascii="Arial" w:hAnsi="Arial"/>
-          <w:b/>
-          <w:sz w:val="22"/>
-          <w:lang w:val="en-DE"/>
-        </w:rPr>
-        <w:t>5.</w:t>
-      </w:r>
-      <w:r>
-        <w:rPr>
-          <w:rFonts w:ascii="Arial" w:hAnsi="Arial"/>
-          <w:sz w:val="22"/>
-          <w:lang w:val="en-DE"/>
-        </w:rPr>
-        <w:t xml:space="preserve">Anisa </w:t>
-      </w:r>
-      <w:proofErr w:type="spellStart"/>
-      <w:r>
-        <w:rPr>
-          <w:rFonts w:ascii="Arial" w:hAnsi="Arial"/>
-          <w:sz w:val="22"/>
-          <w:lang w:val="en-DE"/>
-        </w:rPr>
-        <w:t>Domi</w:t>
-      </w:r>
-      <w:proofErr w:type="spellEnd"/>
-    </w:p>
-    <w:p>
-      <w:pPr>
-        <w:ind w:left="2160" w:firstLine="720"/>
-        <w:rPr>
-          <w:rFonts w:ascii="Arial" w:hAnsi="Arial"/>
-          <w:sz w:val="22"/>
-        </w:rPr>
-      </w:pPr>
-    </w:p>
-    <w:p>
-      <w:pPr>
-        <w:rPr>
-          <w:rFonts w:ascii="Arial" w:hAnsi="Arial"/>
-          <w:b/>
-          <w:sz w:val="22"/>
-        </w:rPr>
-      </w:pPr>
-    </w:p>
-    <w:p>
-      <w:pPr>
-        <w:rPr>
-          <w:rFonts w:ascii="Arial" w:hAnsi="Arial"/>
-          <w:sz w:val="22"/>
-          <w:u w:val="single"/>
-          <w:lang w:val="en-DE"/>
-        </w:rPr>
-      </w:pPr>
-      <w:r>
-        <w:rPr>
-          <w:rFonts w:ascii="Arial" w:hAnsi="Arial"/>
-          <w:b/>
-          <w:sz w:val="22"/>
-          <w:u w:val="single"/>
-        </w:rPr>
-        <w:t>Members Absent:</w:t>
-      </w:r>
-      <w:r>
-        <w:rPr>
-          <w:rFonts w:ascii="Arial" w:hAnsi="Arial"/>
-          <w:b/>
-          <w:sz w:val="22"/>
-          <w:lang w:val="en-DE"/>
-        </w:rPr>
-        <w:t xml:space="preserve"> </w:t>
-      </w:r>
-      <w:r>
-        <w:rPr>
-          <w:rFonts w:ascii="Arial" w:hAnsi="Arial"/>
-          <w:sz w:val="22"/>
-          <w:lang w:val="en-DE"/>
-        </w:rPr>
-        <w:t>No members were absent</w:t>
-      </w:r>
-      <w:r>
-        <w:rPr>
-          <w:rFonts w:ascii="Arial" w:hAnsi="Arial"/>
-          <w:sz w:val="22"/>
-          <w:lang w:val="en-DE"/>
-        </w:rPr>
-        <w:t>.</w:t>
-      </w:r>
-    </w:p>
-    <w:p>
-      <w:pPr>
-        <w:rPr>
-          <w:rFonts w:ascii="Arial" w:hAnsi="Arial"/>
-          <w:b/>
-          <w:sz w:val="22"/>
-        </w:rPr>
-      </w:pPr>
-    </w:p>
-    <w:p>
-      <w:pPr>
-        <w:rPr>
-          <w:rFonts w:ascii="Arial" w:hAnsi="Arial"/>
-          <w:b/>
-          <w:sz w:val="22"/>
-        </w:rPr>
-      </w:pPr>
-    </w:p>
-    <w:p>
-      <w:pPr>
-        <w:rPr>
-          <w:rFonts w:ascii="Arial" w:hAnsi="Arial"/>
-          <w:sz w:val="22"/>
-          <w:lang w:val="en-DE"/>
-        </w:rPr>
-      </w:pPr>
-      <w:r>
-        <w:rPr>
-          <w:rFonts w:ascii="Arial" w:hAnsi="Arial"/>
-          <w:b/>
-          <w:sz w:val="22"/>
-          <w:u w:val="single"/>
-        </w:rPr>
-        <w:t>Topics Discussed:</w:t>
-      </w:r>
-      <w:r>
-        <w:rPr>
-          <w:rFonts w:ascii="Arial" w:hAnsi="Arial"/>
-          <w:sz w:val="22"/>
-          <w:lang w:val="en-DE"/>
-        </w:rPr>
-        <w:t xml:space="preserve"> </w:t>
-      </w:r>
-    </w:p>
-    <w:p>
-      <w:pPr>
-        <w:rPr>
-          <w:rFonts w:ascii="Arial" w:hAnsi="Arial"/>
-          <w:b/>
-          <w:sz w:val="22"/>
-          <w:lang w:val="en-DE"/>
-        </w:rPr>
-      </w:pPr>
-    </w:p>
-    <w:p>
-      <w:pPr>
-        <w:rPr>
-          <w:rFonts w:ascii="Arial" w:hAnsi="Arial"/>
-          <w:sz w:val="22"/>
-          <w:lang w:val="en-DE"/>
-        </w:rPr>
-      </w:pPr>
-      <w:r>
-        <w:rPr>
-          <w:rFonts w:ascii="Arial" w:hAnsi="Arial"/>
-          <w:b/>
-          <w:sz w:val="22"/>
-          <w:lang w:val="en-DE"/>
-        </w:rPr>
-        <w:t>1)</w:t>
-      </w:r>
-      <w:r>
-        <w:rPr>
-          <w:rFonts w:ascii="Arial" w:hAnsi="Arial"/>
-          <w:sz w:val="22"/>
-          <w:lang w:val="en-DE"/>
-        </w:rPr>
-        <w:t>Improving last week’s requirements by implementing the improvements suggested by the lecturer.</w:t>
-      </w:r>
-    </w:p>
-    <w:p>
-      <w:pPr>
-        <w:rPr>
-          <w:rFonts w:ascii="Arial" w:hAnsi="Arial"/>
-          <w:b/>
-          <w:sz w:val="22"/>
-          <w:lang w:val="en-DE"/>
-        </w:rPr>
-      </w:pPr>
-    </w:p>
-    <w:p>
-      <w:pPr>
-        <w:rPr>
-          <w:rFonts w:ascii="Arial" w:hAnsi="Arial"/>
-          <w:sz w:val="22"/>
-          <w:lang w:val="en-DE"/>
-        </w:rPr>
-      </w:pPr>
-      <w:r>
-        <w:rPr>
-          <w:rFonts w:ascii="Arial" w:hAnsi="Arial"/>
-          <w:b/>
-          <w:sz w:val="22"/>
-          <w:lang w:val="en-DE"/>
-        </w:rPr>
-        <w:t>2</w:t>
-      </w:r>
-      <w:r>
-        <w:rPr>
-          <w:rFonts w:ascii="Arial" w:hAnsi="Arial"/>
-          <w:b/>
-          <w:sz w:val="22"/>
-          <w:lang w:val="en-DE"/>
-        </w:rPr>
-        <w:t>)</w:t>
-      </w:r>
-      <w:r>
-        <w:rPr>
-          <w:rFonts w:ascii="Arial" w:hAnsi="Arial"/>
-          <w:sz w:val="22"/>
-          <w:lang w:val="en-DE"/>
-        </w:rPr>
-        <w:t>Designing activity</w:t>
-      </w:r>
-      <w:r>
-        <w:rPr>
-          <w:rFonts w:ascii="Arial" w:hAnsi="Arial"/>
-          <w:sz w:val="22"/>
-          <w:lang w:val="en-DE"/>
-        </w:rPr>
-        <w:t>/</w:t>
-      </w:r>
-      <w:proofErr w:type="spellStart"/>
-      <w:r>
-        <w:rPr>
-          <w:rFonts w:ascii="Arial" w:hAnsi="Arial"/>
-          <w:sz w:val="22"/>
-          <w:lang w:val="en-DE"/>
-        </w:rPr>
-        <w:t>swimlane</w:t>
-      </w:r>
-      <w:proofErr w:type="spellEnd"/>
-      <w:r>
-        <w:rPr>
-          <w:rFonts w:ascii="Arial" w:hAnsi="Arial"/>
-          <w:sz w:val="22"/>
-          <w:lang w:val="en-DE"/>
-        </w:rPr>
-        <w:t xml:space="preserve"> diagram</w:t>
-      </w:r>
-      <w:r>
-        <w:rPr>
-          <w:rFonts w:ascii="Arial" w:hAnsi="Arial"/>
-          <w:sz w:val="22"/>
-          <w:lang w:val="en-DE"/>
-        </w:rPr>
-        <w:t xml:space="preserve"> for each use case table created during last week</w:t>
-      </w:r>
-      <w:r>
-        <w:rPr>
-          <w:rFonts w:ascii="Arial" w:hAnsi="Arial"/>
-          <w:sz w:val="22"/>
-          <w:lang w:val="en-DE"/>
-        </w:rPr>
-        <w:t>.</w:t>
-      </w:r>
-    </w:p>
-    <w:p>
-      <w:pPr>
-        <w:rPr>
-          <w:rFonts w:ascii="Arial" w:hAnsi="Arial"/>
-          <w:b/>
-          <w:sz w:val="22"/>
-          <w:lang w:val="en-DE"/>
-        </w:rPr>
-      </w:pPr>
-    </w:p>
-    <w:p>
-      <w:pPr>
-        <w:rPr>
-          <w:rFonts w:ascii="Arial" w:hAnsi="Arial"/>
-          <w:b/>
-          <w:sz w:val="22"/>
-        </w:rPr>
-      </w:pPr>
-    </w:p>
-    <w:p>
-      <w:pPr>
-        <w:rPr>
-          <w:rFonts w:ascii="Arial" w:hAnsi="Arial"/>
-          <w:b/>
-          <w:sz w:val="22"/>
-          <w:u w:val="single"/>
-        </w:rPr>
-      </w:pPr>
-      <w:r>
-        <w:rPr>
-          <w:rFonts w:ascii="Arial" w:hAnsi="Arial"/>
-          <w:b/>
-          <w:sz w:val="22"/>
-          <w:u w:val="single"/>
-        </w:rPr>
-        <w:t>Decisions Made:</w:t>
-      </w:r>
-    </w:p>
-    <w:p>
-      <w:pPr>
-        <w:rPr>
-          <w:rFonts w:ascii="Arial" w:hAnsi="Arial"/>
-          <w:b/>
-          <w:sz w:val="22"/>
-          <w:u w:val="single"/>
-        </w:rPr>
-      </w:pPr>
-    </w:p>
-    <w:p>
-      <w:pPr>
-        <w:rPr>
-          <w:rFonts w:ascii="Arial" w:hAnsi="Arial"/>
-          <w:b/>
-          <w:sz w:val="22"/>
-          <w:lang w:val="en-DE"/>
-        </w:rPr>
-      </w:pPr>
-      <w:r>
-        <w:rPr>
-          <w:rFonts w:ascii="Arial" w:hAnsi="Arial"/>
-          <w:sz w:val="22"/>
-          <w:lang w:val="en-DE"/>
-        </w:rPr>
-        <w:t xml:space="preserve">After discussing with the </w:t>
-      </w:r>
-      <w:proofErr w:type="gramStart"/>
-      <w:r>
-        <w:rPr>
-          <w:rFonts w:ascii="Arial" w:hAnsi="Arial"/>
-          <w:sz w:val="22"/>
-          <w:lang w:val="en-DE"/>
-        </w:rPr>
-        <w:t>group</w:t>
-      </w:r>
-      <w:proofErr w:type="gramEnd"/>
-      <w:r>
-        <w:rPr>
-          <w:rFonts w:ascii="Arial" w:hAnsi="Arial"/>
-          <w:sz w:val="22"/>
-          <w:lang w:val="en-DE"/>
-        </w:rPr>
-        <w:t xml:space="preserve"> we came to the conclusion that after making the improvements suggested by the lecturer during the seminar we would then continue to proceed with designing the activity diagram</w:t>
-      </w:r>
-      <w:r>
-        <w:rPr>
-          <w:rFonts w:ascii="Arial" w:hAnsi="Arial"/>
-          <w:sz w:val="22"/>
-          <w:lang w:val="en-DE"/>
-        </w:rPr>
-        <w:t>/</w:t>
-      </w:r>
-      <w:proofErr w:type="spellStart"/>
-      <w:r>
-        <w:rPr>
-          <w:rFonts w:ascii="Arial" w:hAnsi="Arial"/>
-          <w:sz w:val="22"/>
-          <w:lang w:val="en-DE"/>
-        </w:rPr>
-        <w:t>swimlane</w:t>
-      </w:r>
-      <w:proofErr w:type="spellEnd"/>
-      <w:r>
-        <w:rPr>
-          <w:rFonts w:ascii="Arial" w:hAnsi="Arial"/>
-          <w:sz w:val="22"/>
-          <w:lang w:val="en-DE"/>
-        </w:rPr>
-        <w:t xml:space="preserve"> diagram</w:t>
-      </w:r>
-      <w:r>
-        <w:rPr>
-          <w:rFonts w:ascii="Arial" w:hAnsi="Arial"/>
-          <w:sz w:val="22"/>
-          <w:lang w:val="en-DE"/>
-        </w:rPr>
-        <w:t xml:space="preserve"> </w:t>
-      </w:r>
-      <w:r>
-        <w:rPr>
-          <w:rFonts w:ascii="Arial" w:hAnsi="Arial"/>
-          <w:sz w:val="22"/>
-          <w:lang w:val="en-DE"/>
-        </w:rPr>
-        <w:t>according to the</w:t>
-      </w:r>
-      <w:r>
-        <w:rPr>
-          <w:rFonts w:ascii="Arial" w:hAnsi="Arial"/>
-          <w:sz w:val="22"/>
-          <w:lang w:val="en-DE"/>
-        </w:rPr>
-        <w:t xml:space="preserve"> use case table</w:t>
-      </w:r>
-      <w:r>
-        <w:rPr>
-          <w:rFonts w:ascii="Arial" w:hAnsi="Arial"/>
-          <w:sz w:val="22"/>
-          <w:lang w:val="en-DE"/>
-        </w:rPr>
-        <w:t>s</w:t>
-      </w:r>
-      <w:r>
-        <w:rPr>
-          <w:rFonts w:ascii="Arial" w:hAnsi="Arial"/>
-          <w:sz w:val="22"/>
-          <w:lang w:val="en-DE"/>
-        </w:rPr>
-        <w:t xml:space="preserve"> that we created last week</w:t>
-      </w:r>
-      <w:r>
-        <w:rPr>
-          <w:rFonts w:ascii="Arial" w:hAnsi="Arial"/>
-          <w:sz w:val="22"/>
-          <w:lang w:val="en-DE"/>
-        </w:rPr>
-        <w:t>.</w:t>
-      </w:r>
-    </w:p>
-    <w:p>
-      <w:pPr>
-        <w:rPr>
-          <w:rFonts w:ascii="Arial" w:hAnsi="Arial"/>
-          <w:b/>
-          <w:sz w:val="22"/>
-          <w:u w:val="single"/>
-        </w:rPr>
-      </w:pPr>
-    </w:p>
-    <w:p>
-      <w:pPr>
-        <w:rPr>
-          <w:rFonts w:ascii="Arial" w:hAnsi="Arial"/>
-          <w:b/>
-          <w:sz w:val="22"/>
-          <w:u w:val="single"/>
-        </w:rPr>
-      </w:pPr>
-    </w:p>
-    <w:p>
-      <w:pPr>
-        <w:rPr>
-          <w:rFonts w:ascii="Arial" w:hAnsi="Arial"/>
-          <w:b/>
-          <w:sz w:val="22"/>
-          <w:u w:val="single"/>
-        </w:rPr>
-      </w:pPr>
-    </w:p>
-    <w:p>
-      <w:pPr>
-        <w:rPr>
-          <w:rFonts w:ascii="Arial" w:hAnsi="Arial"/>
-          <w:b/>
-          <w:sz w:val="22"/>
-          <w:u w:val="single"/>
-        </w:rPr>
-      </w:pPr>
-    </w:p>
-    <w:p>
-      <w:pPr>
-        <w:rPr>
-          <w:rFonts w:ascii="Arial" w:hAnsi="Arial"/>
-          <w:b/>
-          <w:sz w:val="22"/>
-          <w:u w:val="single"/>
-        </w:rPr>
-      </w:pPr>
-    </w:p>
-    <w:p>
-      <w:pPr>
-        <w:rPr>
-          <w:rFonts w:ascii="Arial" w:hAnsi="Arial"/>
-          <w:b/>
-          <w:sz w:val="22"/>
-          <w:u w:val="single"/>
-        </w:rPr>
-      </w:pPr>
-    </w:p>
-    <w:p>
-      <w:pPr>
-        <w:rPr>
-          <w:rFonts w:ascii="Arial" w:hAnsi="Arial"/>
-          <w:b/>
-          <w:sz w:val="22"/>
-          <w:u w:val="single"/>
-        </w:rPr>
-      </w:pPr>
-    </w:p>
-    <w:p>
-      <w:pPr>
-        <w:rPr>
-          <w:rFonts w:ascii="Arial" w:hAnsi="Arial"/>
-          <w:b/>
-          <w:sz w:val="22"/>
-          <w:u w:val="single"/>
-        </w:rPr>
-      </w:pPr>
-    </w:p>
-    <w:p>
-      <w:pPr>
-        <w:rPr>
-          <w:rFonts w:ascii="Arial" w:hAnsi="Arial"/>
-          <w:b/>
-          <w:sz w:val="22"/>
-          <w:u w:val="single"/>
-        </w:rPr>
-      </w:pPr>
-    </w:p>
-    <w:p>
-      <w:pPr>
-        <w:rPr>
-          <w:rFonts w:ascii="Arial" w:hAnsi="Arial"/>
-          <w:b/>
-          <w:sz w:val="22"/>
-          <w:u w:val="single"/>
-        </w:rPr>
-      </w:pPr>
       <w:bookmarkStart w:id="0" w:name="_GoBack"/>
       <w:bookmarkEnd w:id="0"/>
+      <w:r>
+        <w:rPr>
+          <w:rFonts w:ascii="Arial" w:hAnsi="Arial"/>
+          <w:b/>
+          <w:sz w:val="36"/>
+          <w:u w:val="single"/>
+        </w:rPr>
+        <w:t>MEETING REPORT</w:t>
+      </w:r>
+      <w:r>
+        <w:rPr>
+          <w:rFonts w:ascii="Arial" w:hAnsi="Arial"/>
+          <w:b/>
+          <w:sz w:val="36"/>
+          <w:u w:val="single"/>
+          <w:lang w:val="en-DE"/>
+        </w:rPr>
+        <w:t>- WEEK 4</w:t>
+      </w:r>
+    </w:p>
+    <w:p>
+      <w:pPr>
+        <w:rPr>
+          <w:rFonts w:ascii="Arial" w:hAnsi="Arial"/>
+          <w:b/>
+          <w:sz w:val="22"/>
+        </w:rPr>
+      </w:pPr>
+    </w:p>
+    <w:p>
+      <w:pPr>
+        <w:rPr>
+          <w:rFonts w:ascii="Arial" w:hAnsi="Arial"/>
+          <w:b/>
+          <w:sz w:val="22"/>
+        </w:rPr>
+      </w:pPr>
+    </w:p>
+    <w:p>
+      <w:pPr>
+        <w:rPr>
+          <w:rFonts w:ascii="Arial" w:hAnsi="Arial"/>
+          <w:b/>
+          <w:sz w:val="22"/>
+          <w:lang w:val="en-DE"/>
+        </w:rPr>
+      </w:pPr>
+      <w:r>
+        <w:rPr>
+          <w:rFonts w:ascii="Arial" w:hAnsi="Arial"/>
+          <w:b/>
+          <w:sz w:val="22"/>
+          <w:u w:val="single"/>
+        </w:rPr>
+        <w:t>Team Name:</w:t>
+      </w:r>
+      <w:r>
+        <w:rPr>
+          <w:rFonts w:ascii="Arial" w:hAnsi="Arial"/>
+          <w:b/>
+          <w:sz w:val="22"/>
+          <w:lang w:val="en-DE"/>
+        </w:rPr>
+        <w:t xml:space="preserve"> </w:t>
+      </w:r>
+      <w:r>
+        <w:rPr>
+          <w:rFonts w:ascii="Arial" w:hAnsi="Arial"/>
+          <w:sz w:val="22"/>
+          <w:lang w:val="en-DE"/>
+        </w:rPr>
+        <w:t>Property Rental System</w:t>
+      </w:r>
+      <w:r>
+        <w:rPr>
+          <w:rFonts w:ascii="Arial" w:hAnsi="Arial"/>
+          <w:b/>
+          <w:sz w:val="22"/>
+          <w:lang w:val="en-DE"/>
+        </w:rPr>
+        <w:t xml:space="preserve">    </w:t>
+      </w:r>
+    </w:p>
+    <w:p>
+      <w:pPr>
+        <w:rPr>
+          <w:rFonts w:ascii="Arial" w:hAnsi="Arial"/>
+          <w:b/>
+          <w:sz w:val="22"/>
+        </w:rPr>
+      </w:pPr>
+    </w:p>
+    <w:p>
+      <w:pPr>
+        <w:rPr>
+          <w:rFonts w:ascii="Arial" w:hAnsi="Arial"/>
+          <w:b/>
+          <w:sz w:val="22"/>
+          <w:lang w:val="en-DE"/>
+        </w:rPr>
+      </w:pPr>
+      <w:r>
+        <w:rPr>
+          <w:rFonts w:ascii="Arial" w:hAnsi="Arial"/>
+          <w:b/>
+          <w:sz w:val="22"/>
+          <w:u w:val="single"/>
+        </w:rPr>
+        <w:t>Date of Meeting:</w:t>
+      </w:r>
+      <w:r>
+        <w:rPr>
+          <w:rFonts w:ascii="Arial" w:hAnsi="Arial"/>
+          <w:sz w:val="22"/>
+          <w:lang w:val="en-DE"/>
+        </w:rPr>
+        <w:t>24</w:t>
+      </w:r>
+      <w:r>
+        <w:rPr>
+          <w:rFonts w:ascii="Arial" w:hAnsi="Arial"/>
+          <w:sz w:val="22"/>
+          <w:lang w:val="en-DE"/>
+        </w:rPr>
+        <w:t>/03/2026</w:t>
+      </w:r>
+    </w:p>
+    <w:p>
+      <w:pPr>
+        <w:rPr>
+          <w:rFonts w:ascii="Arial" w:hAnsi="Arial"/>
+          <w:b/>
+          <w:sz w:val="22"/>
+        </w:rPr>
+      </w:pPr>
+    </w:p>
+    <w:p>
+      <w:pPr>
+        <w:rPr>
+          <w:rFonts w:ascii="Arial" w:hAnsi="Arial"/>
+          <w:sz w:val="22"/>
+        </w:rPr>
+      </w:pPr>
+      <w:r>
+        <w:rPr>
+          <w:rFonts w:ascii="Arial" w:hAnsi="Arial"/>
+          <w:b/>
+          <w:sz w:val="22"/>
+          <w:u w:val="single"/>
+        </w:rPr>
+        <w:t>Start Time:</w:t>
+      </w:r>
+      <w:r>
+        <w:rPr>
+          <w:rFonts w:ascii="Arial" w:hAnsi="Arial"/>
+          <w:b/>
+          <w:sz w:val="22"/>
+          <w:lang w:val="en-DE"/>
+        </w:rPr>
+        <w:t xml:space="preserve"> </w:t>
+      </w:r>
+      <w:r>
+        <w:rPr>
+          <w:rFonts w:ascii="Arial" w:hAnsi="Arial"/>
+          <w:sz w:val="22"/>
+          <w:lang w:val="en-DE"/>
+        </w:rPr>
+        <w:t>9</w:t>
+      </w:r>
+      <w:r>
+        <w:rPr>
+          <w:rFonts w:ascii="Arial" w:hAnsi="Arial"/>
+          <w:sz w:val="22"/>
+          <w:lang w:val="en-DE"/>
+        </w:rPr>
+        <w:t>:</w:t>
+      </w:r>
+      <w:r>
+        <w:rPr>
+          <w:rFonts w:ascii="Arial" w:hAnsi="Arial"/>
+          <w:sz w:val="22"/>
+          <w:lang w:val="en-DE"/>
+        </w:rPr>
+        <w:t>3</w:t>
+      </w:r>
+      <w:r>
+        <w:rPr>
+          <w:rFonts w:ascii="Arial" w:hAnsi="Arial"/>
+          <w:sz w:val="22"/>
+          <w:lang w:val="en-DE"/>
+        </w:rPr>
+        <w:t>0</w:t>
+      </w:r>
+      <w:r>
+        <w:rPr>
+          <w:rFonts w:ascii="Arial" w:hAnsi="Arial"/>
+          <w:sz w:val="22"/>
+        </w:rPr>
+        <w:t xml:space="preserve"> </w:t>
+      </w:r>
+    </w:p>
+    <w:p>
+      <w:pPr>
+        <w:rPr>
+          <w:rFonts w:ascii="Arial" w:hAnsi="Arial"/>
+          <w:sz w:val="22"/>
+        </w:rPr>
+      </w:pPr>
+    </w:p>
+    <w:p>
+      <w:pPr>
+        <w:rPr>
+          <w:rFonts w:ascii="Arial" w:hAnsi="Arial"/>
+          <w:b/>
+          <w:sz w:val="22"/>
+        </w:rPr>
+      </w:pPr>
+      <w:r>
+        <w:rPr>
+          <w:rFonts w:ascii="Arial" w:hAnsi="Arial"/>
+          <w:b/>
+          <w:sz w:val="22"/>
+          <w:u w:val="single"/>
+        </w:rPr>
+        <w:t>End Time:</w:t>
+      </w:r>
+      <w:r>
+        <w:rPr>
+          <w:rFonts w:ascii="Arial" w:hAnsi="Arial"/>
+          <w:b/>
+          <w:sz w:val="22"/>
+          <w:lang w:val="en-DE"/>
+        </w:rPr>
+        <w:t xml:space="preserve"> </w:t>
+      </w:r>
+      <w:r>
+        <w:rPr>
+          <w:rFonts w:ascii="Arial" w:hAnsi="Arial"/>
+          <w:sz w:val="22"/>
+          <w:lang w:val="en-DE"/>
+        </w:rPr>
+        <w:t>1</w:t>
+      </w:r>
+      <w:r>
+        <w:rPr>
+          <w:rFonts w:ascii="Arial" w:hAnsi="Arial"/>
+          <w:sz w:val="22"/>
+          <w:lang w:val="en-DE"/>
+        </w:rPr>
+        <w:t>0</w:t>
+      </w:r>
+      <w:r>
+        <w:rPr>
+          <w:rFonts w:ascii="Arial" w:hAnsi="Arial"/>
+          <w:sz w:val="22"/>
+          <w:lang w:val="en-DE"/>
+        </w:rPr>
+        <w:t>:</w:t>
+      </w:r>
+      <w:r>
+        <w:rPr>
+          <w:rFonts w:ascii="Arial" w:hAnsi="Arial"/>
+          <w:sz w:val="22"/>
+          <w:lang w:val="en-DE"/>
+        </w:rPr>
+        <w:t>30</w:t>
+      </w:r>
+      <w:r>
+        <w:rPr>
+          <w:rFonts w:ascii="Arial" w:hAnsi="Arial"/>
+          <w:b/>
+          <w:sz w:val="22"/>
+        </w:rPr>
+        <w:t xml:space="preserve">   </w:t>
+      </w:r>
+    </w:p>
+    <w:p>
+      <w:pPr>
+        <w:rPr>
+          <w:rFonts w:ascii="Arial" w:hAnsi="Arial"/>
+          <w:b/>
+          <w:sz w:val="22"/>
+        </w:rPr>
+      </w:pPr>
+    </w:p>
+    <w:p>
+      <w:pPr>
+        <w:rPr>
+          <w:rFonts w:ascii="Arial" w:hAnsi="Arial"/>
+          <w:b/>
+          <w:sz w:val="22"/>
+          <w:lang w:val="en-DE"/>
+        </w:rPr>
+      </w:pPr>
+      <w:r>
+        <w:rPr>
+          <w:rFonts w:ascii="Arial" w:hAnsi="Arial"/>
+          <w:b/>
+          <w:sz w:val="22"/>
+          <w:u w:val="single"/>
+        </w:rPr>
+        <w:t>Meeting Location</w:t>
+      </w:r>
+      <w:r>
+        <w:rPr>
+          <w:rFonts w:ascii="Arial" w:hAnsi="Arial"/>
+          <w:b/>
+          <w:sz w:val="22"/>
+        </w:rPr>
+        <w:t>:</w:t>
+      </w:r>
+      <w:r>
+        <w:rPr>
+          <w:rFonts w:ascii="Arial" w:hAnsi="Arial"/>
+          <w:b/>
+          <w:sz w:val="22"/>
+          <w:lang w:val="en-DE"/>
+        </w:rPr>
+        <w:t xml:space="preserve"> </w:t>
+      </w:r>
+      <w:proofErr w:type="spellStart"/>
+      <w:r>
+        <w:rPr>
+          <w:rFonts w:ascii="Arial" w:hAnsi="Arial"/>
+          <w:sz w:val="22"/>
+          <w:lang w:val="en-DE"/>
+        </w:rPr>
+        <w:t>Epoka</w:t>
+      </w:r>
+      <w:proofErr w:type="spellEnd"/>
+      <w:r>
+        <w:rPr>
+          <w:rFonts w:ascii="Arial" w:hAnsi="Arial"/>
+          <w:sz w:val="22"/>
+          <w:lang w:val="en-DE"/>
+        </w:rPr>
+        <w:t xml:space="preserve"> University</w:t>
+      </w:r>
+    </w:p>
+    <w:p>
+      <w:pPr>
+        <w:rPr>
+          <w:rFonts w:ascii="Arial" w:hAnsi="Arial"/>
+          <w:b/>
+          <w:sz w:val="22"/>
+        </w:rPr>
+      </w:pPr>
+    </w:p>
+    <w:p>
+      <w:pPr>
+        <w:rPr>
+          <w:rFonts w:ascii="Arial" w:hAnsi="Arial"/>
+          <w:sz w:val="22"/>
+          <w:lang w:val="en-DE"/>
+        </w:rPr>
+      </w:pPr>
+      <w:r>
+        <w:rPr>
+          <w:rFonts w:ascii="Arial" w:hAnsi="Arial"/>
+          <w:b/>
+          <w:sz w:val="22"/>
+          <w:u w:val="single"/>
+        </w:rPr>
+        <w:t>Moderator</w:t>
+      </w:r>
+      <w:r>
+        <w:rPr>
+          <w:rFonts w:ascii="Arial" w:hAnsi="Arial"/>
+          <w:b/>
+          <w:sz w:val="22"/>
+          <w:u w:val="single"/>
+          <w:lang w:val="en-DE"/>
+        </w:rPr>
+        <w:t>:</w:t>
+      </w:r>
+      <w:r>
+        <w:rPr>
+          <w:rFonts w:ascii="Arial" w:hAnsi="Arial"/>
+          <w:b/>
+          <w:sz w:val="22"/>
+          <w:lang w:val="en-DE"/>
+        </w:rPr>
+        <w:t xml:space="preserve"> </w:t>
+      </w:r>
+      <w:r>
+        <w:rPr>
+          <w:rFonts w:ascii="Arial" w:hAnsi="Arial"/>
+          <w:sz w:val="22"/>
+          <w:lang w:val="en-DE"/>
+        </w:rPr>
+        <w:t xml:space="preserve">Kevin </w:t>
+      </w:r>
+      <w:proofErr w:type="spellStart"/>
+      <w:r>
+        <w:rPr>
+          <w:rFonts w:ascii="Arial" w:hAnsi="Arial"/>
+          <w:sz w:val="22"/>
+          <w:lang w:val="en-DE"/>
+        </w:rPr>
+        <w:t>Muho</w:t>
+      </w:r>
+      <w:proofErr w:type="spellEnd"/>
+      <w:r>
+        <w:rPr>
+          <w:rFonts w:ascii="Arial" w:hAnsi="Arial"/>
+          <w:b/>
+          <w:sz w:val="22"/>
+        </w:rPr>
+        <w:tab/>
+      </w:r>
+    </w:p>
+    <w:p>
+      <w:pPr>
+        <w:rPr>
+          <w:rFonts w:ascii="Arial" w:hAnsi="Arial"/>
+          <w:b/>
+          <w:sz w:val="22"/>
+        </w:rPr>
+      </w:pPr>
+    </w:p>
+    <w:p>
+      <w:pPr>
+        <w:rPr>
+          <w:rFonts w:ascii="Arial" w:hAnsi="Arial"/>
+          <w:b/>
+          <w:sz w:val="22"/>
+          <w:u w:val="single"/>
+          <w:lang w:val="en-DE"/>
+        </w:rPr>
+      </w:pPr>
+      <w:r>
+        <w:rPr>
+          <w:rFonts w:ascii="Arial" w:hAnsi="Arial"/>
+          <w:b/>
+          <w:sz w:val="22"/>
+          <w:u w:val="single"/>
+        </w:rPr>
+        <w:t>Recorder:</w:t>
+      </w:r>
+      <w:r>
+        <w:rPr>
+          <w:rFonts w:ascii="Arial" w:hAnsi="Arial"/>
+          <w:b/>
+          <w:sz w:val="22"/>
+          <w:lang w:val="en-DE"/>
+        </w:rPr>
+        <w:t xml:space="preserve"> </w:t>
+      </w:r>
+      <w:proofErr w:type="spellStart"/>
+      <w:r>
+        <w:rPr>
+          <w:rFonts w:ascii="Arial" w:hAnsi="Arial"/>
+          <w:sz w:val="22"/>
+          <w:lang w:val="en-DE"/>
+        </w:rPr>
+        <w:t>Haidi</w:t>
+      </w:r>
+      <w:proofErr w:type="spellEnd"/>
+      <w:r>
+        <w:rPr>
+          <w:rFonts w:ascii="Arial" w:hAnsi="Arial"/>
+          <w:sz w:val="22"/>
+          <w:lang w:val="en-DE"/>
+        </w:rPr>
+        <w:t xml:space="preserve"> Toto</w:t>
+      </w:r>
+    </w:p>
+    <w:p>
+      <w:pPr>
+        <w:rPr>
+          <w:rFonts w:ascii="Arial" w:hAnsi="Arial"/>
+          <w:b/>
+          <w:sz w:val="22"/>
+        </w:rPr>
+      </w:pPr>
+    </w:p>
+    <w:p>
+      <w:pPr>
+        <w:rPr>
+          <w:rFonts w:ascii="Arial" w:hAnsi="Arial"/>
+          <w:sz w:val="22"/>
+          <w:lang w:val="en-DE"/>
+        </w:rPr>
+      </w:pPr>
+      <w:r>
+        <w:rPr>
+          <w:rFonts w:ascii="Arial" w:hAnsi="Arial"/>
+          <w:b/>
+          <w:sz w:val="22"/>
+          <w:u w:val="single"/>
+        </w:rPr>
+        <w:t>Other Members Present:</w:t>
+      </w:r>
+      <w:r>
+        <w:rPr>
+          <w:rFonts w:ascii="Arial" w:hAnsi="Arial"/>
+          <w:b/>
+          <w:sz w:val="22"/>
+        </w:rPr>
+        <w:tab/>
+      </w:r>
+      <w:proofErr w:type="gramStart"/>
+      <w:r>
+        <w:rPr>
+          <w:rFonts w:ascii="Arial" w:hAnsi="Arial"/>
+          <w:b/>
+          <w:sz w:val="22"/>
+          <w:lang w:val="en-DE"/>
+        </w:rPr>
+        <w:t>1.</w:t>
+      </w:r>
+      <w:r>
+        <w:rPr>
+          <w:rFonts w:ascii="Arial" w:hAnsi="Arial"/>
+          <w:sz w:val="22"/>
+          <w:lang w:val="en-DE"/>
+        </w:rPr>
+        <w:t>Desard</w:t>
+      </w:r>
+      <w:proofErr w:type="gramEnd"/>
+      <w:r>
+        <w:rPr>
+          <w:rFonts w:ascii="Arial" w:hAnsi="Arial"/>
+          <w:sz w:val="22"/>
+          <w:lang w:val="en-DE"/>
+        </w:rPr>
+        <w:t xml:space="preserve"> </w:t>
+      </w:r>
+      <w:proofErr w:type="spellStart"/>
+      <w:r>
+        <w:rPr>
+          <w:rFonts w:ascii="Arial" w:hAnsi="Arial"/>
+          <w:sz w:val="22"/>
+          <w:lang w:val="en-DE"/>
+        </w:rPr>
+        <w:t>Lybeshari</w:t>
+      </w:r>
+      <w:proofErr w:type="spellEnd"/>
+      <w:r>
+        <w:rPr>
+          <w:rFonts w:ascii="Arial" w:hAnsi="Arial"/>
+          <w:sz w:val="22"/>
+          <w:lang w:val="en-DE"/>
+        </w:rPr>
+        <w:t xml:space="preserve">  </w:t>
+      </w:r>
+      <w:r>
+        <w:rPr>
+          <w:rFonts w:ascii="Arial" w:hAnsi="Arial"/>
+          <w:b/>
+          <w:sz w:val="22"/>
+          <w:lang w:val="en-DE"/>
+        </w:rPr>
+        <w:t>2.</w:t>
+      </w:r>
+      <w:r>
+        <w:rPr>
+          <w:rFonts w:ascii="Arial" w:hAnsi="Arial"/>
+          <w:sz w:val="22"/>
+          <w:lang w:val="en-DE"/>
+        </w:rPr>
+        <w:t xml:space="preserve">Ledio </w:t>
+      </w:r>
+      <w:proofErr w:type="spellStart"/>
+      <w:r>
+        <w:rPr>
+          <w:rFonts w:ascii="Arial" w:hAnsi="Arial"/>
+          <w:sz w:val="22"/>
+          <w:lang w:val="en-DE"/>
+        </w:rPr>
+        <w:t>Tafciu</w:t>
+      </w:r>
+      <w:proofErr w:type="spellEnd"/>
+      <w:r>
+        <w:rPr>
+          <w:rFonts w:ascii="Arial" w:hAnsi="Arial"/>
+          <w:sz w:val="22"/>
+          <w:lang w:val="en-DE"/>
+        </w:rPr>
+        <w:t xml:space="preserve">     </w:t>
+      </w:r>
+      <w:r>
+        <w:rPr>
+          <w:rFonts w:ascii="Arial" w:hAnsi="Arial"/>
+          <w:b/>
+          <w:sz w:val="22"/>
+          <w:lang w:val="en-DE"/>
+        </w:rPr>
+        <w:t>3.</w:t>
+      </w:r>
+      <w:r>
+        <w:rPr>
+          <w:rFonts w:ascii="Arial" w:hAnsi="Arial"/>
+          <w:sz w:val="22"/>
+          <w:lang w:val="en-DE"/>
+        </w:rPr>
+        <w:t>Matias Bali</w:t>
+      </w:r>
+    </w:p>
+    <w:p>
+      <w:pPr>
+        <w:rPr>
+          <w:rFonts w:ascii="Arial" w:hAnsi="Arial"/>
+          <w:sz w:val="22"/>
+          <w:lang w:val="en-DE"/>
+        </w:rPr>
+      </w:pPr>
+    </w:p>
+    <w:p>
+      <w:pPr>
+        <w:rPr>
+          <w:rFonts w:ascii="Arial" w:hAnsi="Arial"/>
+          <w:sz w:val="22"/>
+          <w:lang w:val="en-DE"/>
+        </w:rPr>
+      </w:pPr>
+      <w:r>
+        <w:rPr>
+          <w:rFonts w:ascii="Arial" w:hAnsi="Arial"/>
+          <w:sz w:val="22"/>
+          <w:lang w:val="en-DE"/>
+        </w:rPr>
+        <w:t xml:space="preserve">                                               </w:t>
+      </w:r>
+      <w:r>
+        <w:rPr>
+          <w:rFonts w:ascii="Arial" w:hAnsi="Arial"/>
+          <w:b/>
+          <w:sz w:val="22"/>
+          <w:lang w:val="en-DE"/>
+        </w:rPr>
+        <w:t>4.</w:t>
+      </w:r>
+      <w:r>
+        <w:rPr>
+          <w:rFonts w:ascii="Arial" w:hAnsi="Arial"/>
+          <w:sz w:val="22"/>
+          <w:lang w:val="en-DE"/>
+        </w:rPr>
+        <w:t xml:space="preserve">Ornelt </w:t>
+      </w:r>
+      <w:proofErr w:type="spellStart"/>
+      <w:r>
+        <w:rPr>
+          <w:rFonts w:ascii="Arial" w:hAnsi="Arial"/>
+          <w:sz w:val="22"/>
+          <w:lang w:val="en-DE"/>
+        </w:rPr>
+        <w:t>Lemellari</w:t>
+      </w:r>
+      <w:proofErr w:type="spellEnd"/>
+      <w:r>
+        <w:rPr>
+          <w:rFonts w:ascii="Arial" w:hAnsi="Arial"/>
+          <w:sz w:val="22"/>
+          <w:lang w:val="en-DE"/>
+        </w:rPr>
+        <w:t xml:space="preserve"> </w:t>
+      </w:r>
+      <w:r>
+        <w:rPr>
+          <w:rFonts w:ascii="Arial" w:hAnsi="Arial"/>
+          <w:sz w:val="22"/>
+          <w:lang w:val="en-DE"/>
+        </w:rPr>
+        <w:t xml:space="preserve"> </w:t>
+      </w:r>
+      <w:r>
+        <w:rPr>
+          <w:rFonts w:ascii="Arial" w:hAnsi="Arial"/>
+          <w:sz w:val="22"/>
+          <w:lang w:val="en-DE"/>
+        </w:rPr>
+        <w:t xml:space="preserve">   </w:t>
+      </w:r>
+      <w:r>
+        <w:rPr>
+          <w:rFonts w:ascii="Arial" w:hAnsi="Arial"/>
+          <w:b/>
+          <w:sz w:val="22"/>
+          <w:lang w:val="en-DE"/>
+        </w:rPr>
+        <w:t>5.</w:t>
+      </w:r>
+      <w:r>
+        <w:rPr>
+          <w:rFonts w:ascii="Arial" w:hAnsi="Arial"/>
+          <w:sz w:val="22"/>
+          <w:lang w:val="en-DE"/>
+        </w:rPr>
+        <w:t xml:space="preserve">Anisa </w:t>
+      </w:r>
+      <w:proofErr w:type="spellStart"/>
+      <w:r>
+        <w:rPr>
+          <w:rFonts w:ascii="Arial" w:hAnsi="Arial"/>
+          <w:sz w:val="22"/>
+          <w:lang w:val="en-DE"/>
+        </w:rPr>
+        <w:t>Domi</w:t>
+      </w:r>
+      <w:proofErr w:type="spellEnd"/>
+    </w:p>
+    <w:p>
+      <w:pPr>
+        <w:ind w:left="2160" w:firstLine="720"/>
+        <w:rPr>
+          <w:rFonts w:ascii="Arial" w:hAnsi="Arial"/>
+          <w:sz w:val="22"/>
+        </w:rPr>
+      </w:pPr>
+    </w:p>
+    <w:p>
+      <w:pPr>
+        <w:rPr>
+          <w:rFonts w:ascii="Arial" w:hAnsi="Arial"/>
+          <w:b/>
+          <w:sz w:val="22"/>
+        </w:rPr>
+      </w:pPr>
+    </w:p>
+    <w:p>
+      <w:pPr>
+        <w:rPr>
+          <w:rFonts w:ascii="Arial" w:hAnsi="Arial"/>
+          <w:sz w:val="22"/>
+          <w:u w:val="single"/>
+          <w:lang w:val="en-DE"/>
+        </w:rPr>
+      </w:pPr>
+      <w:r>
+        <w:rPr>
+          <w:rFonts w:ascii="Arial" w:hAnsi="Arial"/>
+          <w:b/>
+          <w:sz w:val="22"/>
+          <w:u w:val="single"/>
+        </w:rPr>
+        <w:t>Members Absent:</w:t>
+      </w:r>
+      <w:r>
+        <w:rPr>
+          <w:rFonts w:ascii="Arial" w:hAnsi="Arial"/>
+          <w:b/>
+          <w:sz w:val="22"/>
+          <w:lang w:val="en-DE"/>
+        </w:rPr>
+        <w:t xml:space="preserve"> </w:t>
+      </w:r>
+      <w:r>
+        <w:rPr>
+          <w:rFonts w:ascii="Arial" w:hAnsi="Arial"/>
+          <w:sz w:val="22"/>
+          <w:lang w:val="en-DE"/>
+        </w:rPr>
+        <w:t>No members were absent</w:t>
+      </w:r>
+      <w:r>
+        <w:rPr>
+          <w:rFonts w:ascii="Arial" w:hAnsi="Arial"/>
+          <w:sz w:val="22"/>
+          <w:lang w:val="en-DE"/>
+        </w:rPr>
+        <w:t>.</w:t>
+      </w:r>
+    </w:p>
+    <w:p>
+      <w:pPr>
+        <w:rPr>
+          <w:rFonts w:ascii="Arial" w:hAnsi="Arial"/>
+          <w:b/>
+          <w:sz w:val="22"/>
+        </w:rPr>
+      </w:pPr>
+    </w:p>
+    <w:p>
+      <w:pPr>
+        <w:rPr>
+          <w:rFonts w:ascii="Arial" w:hAnsi="Arial"/>
+          <w:b/>
+          <w:sz w:val="22"/>
+        </w:rPr>
+      </w:pPr>
+    </w:p>
+    <w:p>
+      <w:pPr>
+        <w:rPr>
+          <w:rFonts w:ascii="Arial" w:hAnsi="Arial"/>
+          <w:sz w:val="22"/>
+          <w:lang w:val="en-DE"/>
+        </w:rPr>
+      </w:pPr>
+      <w:r>
+        <w:rPr>
+          <w:rFonts w:ascii="Arial" w:hAnsi="Arial"/>
+          <w:b/>
+          <w:sz w:val="22"/>
+          <w:u w:val="single"/>
+        </w:rPr>
+        <w:t>Topics Discussed:</w:t>
+      </w:r>
+      <w:r>
+        <w:rPr>
+          <w:rFonts w:ascii="Arial" w:hAnsi="Arial"/>
+          <w:sz w:val="22"/>
+          <w:lang w:val="en-DE"/>
+        </w:rPr>
+        <w:t xml:space="preserve"> </w:t>
+      </w:r>
+    </w:p>
+    <w:p>
+      <w:pPr>
+        <w:rPr>
+          <w:rFonts w:ascii="Arial" w:hAnsi="Arial"/>
+          <w:b/>
+          <w:sz w:val="22"/>
+          <w:lang w:val="en-DE"/>
+        </w:rPr>
+      </w:pPr>
+    </w:p>
+    <w:p>
+      <w:pPr>
+        <w:rPr>
+          <w:rFonts w:ascii="Arial" w:hAnsi="Arial"/>
+          <w:sz w:val="22"/>
+          <w:lang w:val="en-DE"/>
+        </w:rPr>
+      </w:pPr>
+      <w:r>
+        <w:rPr>
+          <w:rFonts w:ascii="Arial" w:hAnsi="Arial"/>
+          <w:b/>
+          <w:sz w:val="22"/>
+          <w:lang w:val="en-DE"/>
+        </w:rPr>
+        <w:t>1)</w:t>
+      </w:r>
+      <w:r>
+        <w:rPr>
+          <w:rFonts w:ascii="Arial" w:hAnsi="Arial"/>
+          <w:sz w:val="22"/>
+          <w:lang w:val="en-DE"/>
+        </w:rPr>
+        <w:t>Improving last week’s requirements by implementing the improvements suggested by the lecturer.</w:t>
+      </w:r>
+    </w:p>
+    <w:p>
+      <w:pPr>
+        <w:rPr>
+          <w:rFonts w:ascii="Arial" w:hAnsi="Arial"/>
+          <w:b/>
+          <w:sz w:val="22"/>
+          <w:lang w:val="en-DE"/>
+        </w:rPr>
+      </w:pPr>
+    </w:p>
+    <w:p>
+      <w:pPr>
+        <w:rPr>
+          <w:rFonts w:ascii="Arial" w:hAnsi="Arial"/>
+          <w:sz w:val="22"/>
+          <w:lang w:val="en-DE"/>
+        </w:rPr>
+      </w:pPr>
+      <w:r>
+        <w:rPr>
+          <w:rFonts w:ascii="Arial" w:hAnsi="Arial"/>
+          <w:b/>
+          <w:sz w:val="22"/>
+          <w:lang w:val="en-DE"/>
+        </w:rPr>
+        <w:t>2</w:t>
+      </w:r>
+      <w:r>
+        <w:rPr>
+          <w:rFonts w:ascii="Arial" w:hAnsi="Arial"/>
+          <w:b/>
+          <w:sz w:val="22"/>
+          <w:lang w:val="en-DE"/>
+        </w:rPr>
+        <w:t>)</w:t>
+      </w:r>
+      <w:r>
+        <w:rPr>
+          <w:rFonts w:ascii="Arial" w:hAnsi="Arial"/>
+          <w:sz w:val="22"/>
+          <w:lang w:val="en-DE"/>
+        </w:rPr>
+        <w:t>Designing activity</w:t>
+      </w:r>
+      <w:r>
+        <w:rPr>
+          <w:rFonts w:ascii="Arial" w:hAnsi="Arial"/>
+          <w:sz w:val="22"/>
+          <w:lang w:val="en-DE"/>
+        </w:rPr>
+        <w:t>/</w:t>
+      </w:r>
+      <w:proofErr w:type="spellStart"/>
+      <w:r>
+        <w:rPr>
+          <w:rFonts w:ascii="Arial" w:hAnsi="Arial"/>
+          <w:sz w:val="22"/>
+          <w:lang w:val="en-DE"/>
+        </w:rPr>
+        <w:t>swimlane</w:t>
+      </w:r>
+      <w:proofErr w:type="spellEnd"/>
+      <w:r>
+        <w:rPr>
+          <w:rFonts w:ascii="Arial" w:hAnsi="Arial"/>
+          <w:sz w:val="22"/>
+          <w:lang w:val="en-DE"/>
+        </w:rPr>
+        <w:t xml:space="preserve"> diagram</w:t>
+      </w:r>
+      <w:r>
+        <w:rPr>
+          <w:rFonts w:ascii="Arial" w:hAnsi="Arial"/>
+          <w:sz w:val="22"/>
+          <w:lang w:val="en-DE"/>
+        </w:rPr>
+        <w:t xml:space="preserve"> for each use case table created during last week</w:t>
+      </w:r>
+      <w:r>
+        <w:rPr>
+          <w:rFonts w:ascii="Arial" w:hAnsi="Arial"/>
+          <w:sz w:val="22"/>
+          <w:lang w:val="en-DE"/>
+        </w:rPr>
+        <w:t>.</w:t>
+      </w:r>
+    </w:p>
+    <w:p>
+      <w:pPr>
+        <w:rPr>
+          <w:rFonts w:ascii="Arial" w:hAnsi="Arial"/>
+          <w:b/>
+          <w:sz w:val="22"/>
+          <w:lang w:val="en-DE"/>
+        </w:rPr>
+      </w:pPr>
+    </w:p>
+    <w:p>
+      <w:pPr>
+        <w:rPr>
+          <w:rFonts w:ascii="Arial" w:hAnsi="Arial"/>
+          <w:b/>
+          <w:sz w:val="22"/>
+        </w:rPr>
+      </w:pPr>
+    </w:p>
+    <w:p>
+      <w:pPr>
+        <w:rPr>
+          <w:rFonts w:ascii="Arial" w:hAnsi="Arial"/>
+          <w:b/>
+          <w:sz w:val="22"/>
+          <w:u w:val="single"/>
+        </w:rPr>
+      </w:pPr>
+      <w:r>
+        <w:rPr>
+          <w:rFonts w:ascii="Arial" w:hAnsi="Arial"/>
+          <w:b/>
+          <w:sz w:val="22"/>
+          <w:u w:val="single"/>
+        </w:rPr>
+        <w:t>Decisions Made:</w:t>
+      </w:r>
+    </w:p>
+    <w:p>
+      <w:pPr>
+        <w:rPr>
+          <w:rFonts w:ascii="Arial" w:hAnsi="Arial"/>
+          <w:b/>
+          <w:sz w:val="22"/>
+          <w:u w:val="single"/>
+        </w:rPr>
+      </w:pPr>
+    </w:p>
+    <w:p>
+      <w:pPr>
+        <w:rPr>
+          <w:rFonts w:ascii="Arial" w:hAnsi="Arial"/>
+          <w:b/>
+          <w:sz w:val="22"/>
+          <w:lang w:val="en-DE"/>
+        </w:rPr>
+      </w:pPr>
+      <w:r>
+        <w:rPr>
+          <w:rFonts w:ascii="Arial" w:hAnsi="Arial"/>
+          <w:sz w:val="22"/>
+          <w:lang w:val="en-DE"/>
+        </w:rPr>
+        <w:t xml:space="preserve">After discussing with the </w:t>
+      </w:r>
+      <w:proofErr w:type="gramStart"/>
+      <w:r>
+        <w:rPr>
+          <w:rFonts w:ascii="Arial" w:hAnsi="Arial"/>
+          <w:sz w:val="22"/>
+          <w:lang w:val="en-DE"/>
+        </w:rPr>
+        <w:t>group</w:t>
+      </w:r>
+      <w:proofErr w:type="gramEnd"/>
+      <w:r>
+        <w:rPr>
+          <w:rFonts w:ascii="Arial" w:hAnsi="Arial"/>
+          <w:sz w:val="22"/>
+          <w:lang w:val="en-DE"/>
+        </w:rPr>
+        <w:t xml:space="preserve"> we came to the conclusion that after making the improvements suggested by the lecturer during the seminar we would then continue to proceed with designing the activity diagram</w:t>
+      </w:r>
+      <w:r>
+        <w:rPr>
+          <w:rFonts w:ascii="Arial" w:hAnsi="Arial"/>
+          <w:sz w:val="22"/>
+          <w:lang w:val="en-DE"/>
+        </w:rPr>
+        <w:t>/</w:t>
+      </w:r>
+      <w:proofErr w:type="spellStart"/>
+      <w:r>
+        <w:rPr>
+          <w:rFonts w:ascii="Arial" w:hAnsi="Arial"/>
+          <w:sz w:val="22"/>
+          <w:lang w:val="en-DE"/>
+        </w:rPr>
+        <w:t>swimlane</w:t>
+      </w:r>
+      <w:proofErr w:type="spellEnd"/>
+      <w:r>
+        <w:rPr>
+          <w:rFonts w:ascii="Arial" w:hAnsi="Arial"/>
+          <w:sz w:val="22"/>
+          <w:lang w:val="en-DE"/>
+        </w:rPr>
+        <w:t xml:space="preserve"> diagram</w:t>
+      </w:r>
+      <w:r>
+        <w:rPr>
+          <w:rFonts w:ascii="Arial" w:hAnsi="Arial"/>
+          <w:sz w:val="22"/>
+          <w:lang w:val="en-DE"/>
+        </w:rPr>
+        <w:t xml:space="preserve"> </w:t>
+      </w:r>
+      <w:r>
+        <w:rPr>
+          <w:rFonts w:ascii="Arial" w:hAnsi="Arial"/>
+          <w:sz w:val="22"/>
+          <w:lang w:val="en-DE"/>
+        </w:rPr>
+        <w:t>according to the</w:t>
+      </w:r>
+      <w:r>
+        <w:rPr>
+          <w:rFonts w:ascii="Arial" w:hAnsi="Arial"/>
+          <w:sz w:val="22"/>
+          <w:lang w:val="en-DE"/>
+        </w:rPr>
+        <w:t xml:space="preserve"> use case table</w:t>
+      </w:r>
+      <w:r>
+        <w:rPr>
+          <w:rFonts w:ascii="Arial" w:hAnsi="Arial"/>
+          <w:sz w:val="22"/>
+          <w:lang w:val="en-DE"/>
+        </w:rPr>
+        <w:t>s</w:t>
+      </w:r>
+      <w:r>
+        <w:rPr>
+          <w:rFonts w:ascii="Arial" w:hAnsi="Arial"/>
+          <w:sz w:val="22"/>
+          <w:lang w:val="en-DE"/>
+        </w:rPr>
+        <w:t xml:space="preserve"> that we created last week</w:t>
+      </w:r>
+      <w:r>
+        <w:rPr>
+          <w:rFonts w:ascii="Arial" w:hAnsi="Arial"/>
+          <w:sz w:val="22"/>
+          <w:lang w:val="en-DE"/>
+        </w:rPr>
+        <w:t>.</w:t>
+      </w:r>
+    </w:p>
+    <w:p>
+      <w:pPr>
+        <w:rPr>
+          <w:rFonts w:ascii="Arial" w:hAnsi="Arial"/>
+          <w:b/>
+          <w:sz w:val="22"/>
+          <w:u w:val="single"/>
+        </w:rPr>
+      </w:pPr>
+    </w:p>
+    <w:p>
+      <w:pPr>
+        <w:rPr>
+          <w:rFonts w:ascii="Arial" w:hAnsi="Arial"/>
+          <w:b/>
+          <w:sz w:val="22"/>
+          <w:u w:val="single"/>
+        </w:rPr>
+      </w:pPr>
+    </w:p>
+    <w:p>
+      <w:pPr>
+        <w:rPr>
+          <w:rFonts w:ascii="Arial" w:hAnsi="Arial"/>
+          <w:b/>
+          <w:sz w:val="22"/>
+          <w:u w:val="single"/>
+        </w:rPr>
+      </w:pPr>
+    </w:p>
+    <w:p>
+      <w:pPr>
+        <w:rPr>
+          <w:rFonts w:ascii="Arial" w:hAnsi="Arial"/>
+          <w:b/>
+          <w:sz w:val="22"/>
+          <w:u w:val="single"/>
+        </w:rPr>
+      </w:pPr>
+    </w:p>
+    <w:p>
+      <w:pPr>
+        <w:rPr>
+          <w:rFonts w:ascii="Arial" w:hAnsi="Arial"/>
+          <w:b/>
+          <w:sz w:val="22"/>
+          <w:u w:val="single"/>
+        </w:rPr>
+      </w:pPr>
+    </w:p>
+    <w:p>
+      <w:pPr>
+        <w:rPr>
+          <w:rFonts w:ascii="Arial" w:hAnsi="Arial"/>
+          <w:b/>
+          <w:sz w:val="22"/>
+          <w:u w:val="single"/>
+        </w:rPr>
+      </w:pPr>
+    </w:p>
+    <w:p>
+      <w:pPr>
+        <w:rPr>
+          <w:rFonts w:ascii="Arial" w:hAnsi="Arial"/>
+          <w:b/>
+          <w:sz w:val="22"/>
+          <w:u w:val="single"/>
+        </w:rPr>
+      </w:pPr>
+    </w:p>
+    <w:p>
+      <w:pPr>
+        <w:rPr>
+          <w:rFonts w:ascii="Arial" w:hAnsi="Arial"/>
+          <w:b/>
+          <w:sz w:val="22"/>
+          <w:u w:val="single"/>
+        </w:rPr>
+      </w:pPr>
+    </w:p>
+    <w:p>
+      <w:pPr>
+        <w:rPr>
+          <w:rFonts w:ascii="Arial" w:hAnsi="Arial"/>
+          <w:b/>
+          <w:sz w:val="22"/>
+          <w:u w:val="single"/>
+        </w:rPr>
+      </w:pPr>
+    </w:p>
+    <w:p>
+      <w:pPr>
+        <w:rPr>
+          <w:rFonts w:ascii="Arial" w:hAnsi="Arial"/>
+          <w:b/>
+          <w:sz w:val="22"/>
+          <w:u w:val="single"/>
+        </w:rPr>
+      </w:pPr>
     </w:p>
     <w:p>
       <w:pPr>
@@ -1381,7 +1381,39 @@
           <w:sz w:val="22"/>
           <w:lang w:val="en-DE"/>
         </w:rPr>
-        <w:t xml:space="preserve"> (FR1-FR6)</w:t>
+        <w:t xml:space="preserve"> (</w:t>
+      </w:r>
+      <w:r>
+        <w:rPr>
+          <w:rFonts w:ascii="Arial" w:hAnsi="Arial"/>
+          <w:sz w:val="22"/>
+          <w:lang w:val="en-DE"/>
+        </w:rPr>
+        <w:t>BR_PRS_</w:t>
+      </w:r>
+      <w:r>
+        <w:rPr>
+          <w:rFonts w:ascii="Arial" w:hAnsi="Arial"/>
+          <w:sz w:val="22"/>
+          <w:lang w:val="en-DE"/>
+        </w:rPr>
+        <w:t>1-</w:t>
+      </w:r>
+      <w:r>
+        <w:rPr>
+          <w:rFonts w:ascii="Arial" w:hAnsi="Arial"/>
+          <w:sz w:val="22"/>
+          <w:lang w:val="en-DE"/>
+        </w:rPr>
+        <w:t>BR_PRS_</w:t>
+      </w:r>
+      <w:r>
+        <w:rPr>
+          <w:rFonts w:ascii="Arial" w:hAnsi="Arial"/>
+          <w:sz w:val="22"/>
+          <w:lang w:val="en-DE"/>
+        </w:rPr>
+        <w:t>6)</w:t>
       </w:r>
     </w:p>
     <w:p>
@@ -1426,7 +1458,39 @@
           <w:sz w:val="22"/>
           <w:lang w:val="en-DE"/>
         </w:rPr>
-        <w:t xml:space="preserve"> (FR7-FR12)</w:t>
+        <w:t xml:space="preserve"> (</w:t>
+      </w:r>
+      <w:r>
+        <w:rPr>
+          <w:rFonts w:ascii="Arial" w:hAnsi="Arial"/>
+          <w:sz w:val="22"/>
+          <w:lang w:val="en-DE"/>
+        </w:rPr>
+        <w:t>BR_PRS_</w:t>
+      </w:r>
+      <w:r>
+        <w:rPr>
+          <w:rFonts w:ascii="Arial" w:hAnsi="Arial"/>
+          <w:sz w:val="22"/>
+          <w:lang w:val="en-DE"/>
+        </w:rPr>
+        <w:t>7-</w:t>
+      </w:r>
+      <w:r>
+        <w:rPr>
+          <w:rFonts w:ascii="Arial" w:hAnsi="Arial"/>
+          <w:sz w:val="22"/>
+          <w:lang w:val="en-DE"/>
+        </w:rPr>
+        <w:t>BR_PRS_</w:t>
+      </w:r>
+      <w:r>
+        <w:rPr>
+          <w:rFonts w:ascii="Arial" w:hAnsi="Arial"/>
+          <w:sz w:val="22"/>
+          <w:lang w:val="en-DE"/>
+        </w:rPr>
+        <w:t>12)</w:t>
       </w:r>
     </w:p>
     <w:p>
@@ -1491,7 +1555,39 @@
           <w:sz w:val="22"/>
           <w:lang w:val="en-DE"/>
         </w:rPr>
-        <w:t xml:space="preserve"> (FR13-FR18)</w:t>
+        <w:t xml:space="preserve"> (</w:t>
+      </w:r>
+      <w:r>
+        <w:rPr>
+          <w:rFonts w:ascii="Arial" w:hAnsi="Arial"/>
+          <w:sz w:val="22"/>
+          <w:lang w:val="en-DE"/>
+        </w:rPr>
+        <w:t>BR_PRS_</w:t>
+      </w:r>
+      <w:r>
+        <w:rPr>
+          <w:rFonts w:ascii="Arial" w:hAnsi="Arial"/>
+          <w:sz w:val="22"/>
+          <w:lang w:val="en-DE"/>
+        </w:rPr>
+        <w:t>13-</w:t>
+      </w:r>
+      <w:r>
+        <w:rPr>
+          <w:rFonts w:ascii="Arial" w:hAnsi="Arial"/>
+          <w:sz w:val="22"/>
+          <w:lang w:val="en-DE"/>
+        </w:rPr>
+        <w:t>BR_PRS_</w:t>
+      </w:r>
+      <w:r>
+        <w:rPr>
+          <w:rFonts w:ascii="Arial" w:hAnsi="Arial"/>
+          <w:sz w:val="22"/>
+          <w:lang w:val="en-DE"/>
+        </w:rPr>
+        <w:t>18)</w:t>
       </w:r>
     </w:p>
     <w:p>
@@ -1556,7 +1652,39 @@
           <w:sz w:val="22"/>
           <w:lang w:val="en-DE"/>
         </w:rPr>
-        <w:t xml:space="preserve"> (FR19-FR24)</w:t>
+        <w:t xml:space="preserve"> (</w:t>
+      </w:r>
+      <w:r>
+        <w:rPr>
+          <w:rFonts w:ascii="Arial" w:hAnsi="Arial"/>
+          <w:sz w:val="22"/>
+          <w:lang w:val="en-DE"/>
+        </w:rPr>
+        <w:t>BR_PRS_</w:t>
+      </w:r>
+      <w:r>
+        <w:rPr>
+          <w:rFonts w:ascii="Arial" w:hAnsi="Arial"/>
+          <w:sz w:val="22"/>
+          <w:lang w:val="en-DE"/>
+        </w:rPr>
+        <w:t>19-</w:t>
+      </w:r>
+      <w:r>
+        <w:rPr>
+          <w:rFonts w:ascii="Arial" w:hAnsi="Arial"/>
+          <w:sz w:val="22"/>
+          <w:lang w:val="en-DE"/>
+        </w:rPr>
+        <w:t>BR_PRS_</w:t>
+      </w:r>
+      <w:r>
+        <w:rPr>
+          <w:rFonts w:ascii="Arial" w:hAnsi="Arial"/>
+          <w:sz w:val="22"/>
+          <w:lang w:val="en-DE"/>
+        </w:rPr>
+        <w:t>24)</w:t>
       </w:r>
     </w:p>
     <w:p>
@@ -1590,7 +1718,39 @@
           <w:sz w:val="22"/>
           <w:lang w:val="en-DE"/>
         </w:rPr>
-        <w:t xml:space="preserve"> (FR25-FR30)</w:t>
+        <w:t xml:space="preserve"> (</w:t>
+      </w:r>
+      <w:r>
+        <w:rPr>
+          <w:rFonts w:ascii="Arial" w:hAnsi="Arial"/>
+          <w:sz w:val="22"/>
+          <w:lang w:val="en-DE"/>
+        </w:rPr>
+        <w:t>BR_PRS_</w:t>
+      </w:r>
+      <w:r>
+        <w:rPr>
+          <w:rFonts w:ascii="Arial" w:hAnsi="Arial"/>
+          <w:sz w:val="22"/>
+          <w:lang w:val="en-DE"/>
+        </w:rPr>
+        <w:t>25-</w:t>
+      </w:r>
+      <w:r>
+        <w:rPr>
+          <w:rFonts w:ascii="Arial" w:hAnsi="Arial"/>
+          <w:sz w:val="22"/>
+          <w:lang w:val="en-DE"/>
+        </w:rPr>
+        <w:t>BR_PRS_</w:t>
+      </w:r>
+      <w:r>
+        <w:rPr>
+          <w:rFonts w:ascii="Arial" w:hAnsi="Arial"/>
+          <w:sz w:val="22"/>
+          <w:lang w:val="en-DE"/>
+        </w:rPr>
+        <w:t>30)</w:t>
       </w:r>
     </w:p>
     <w:p>
@@ -1655,7 +1815,39 @@
           <w:sz w:val="22"/>
           <w:lang w:val="en-DE"/>
         </w:rPr>
-        <w:t xml:space="preserve"> (FR31-FR36)</w:t>
+        <w:t xml:space="preserve"> (</w:t>
+      </w:r>
+      <w:r>
+        <w:rPr>
+          <w:rFonts w:ascii="Arial" w:hAnsi="Arial"/>
+          <w:sz w:val="22"/>
+          <w:lang w:val="en-DE"/>
+        </w:rPr>
+        <w:t>BR_PRS_</w:t>
+      </w:r>
+      <w:r>
+        <w:rPr>
+          <w:rFonts w:ascii="Arial" w:hAnsi="Arial"/>
+          <w:sz w:val="22"/>
+          <w:lang w:val="en-DE"/>
+        </w:rPr>
+        <w:t>31-</w:t>
+      </w:r>
+      <w:r>
+        <w:rPr>
+          <w:rFonts w:ascii="Arial" w:hAnsi="Arial"/>
+          <w:sz w:val="22"/>
+          <w:lang w:val="en-DE"/>
+        </w:rPr>
+        <w:t>BR_PRS_</w:t>
+      </w:r>
+      <w:r>
+        <w:rPr>
+          <w:rFonts w:ascii="Arial" w:hAnsi="Arial"/>
+          <w:sz w:val="22"/>
+          <w:lang w:val="en-DE"/>
+        </w:rPr>
+        <w:t>36)</w:t>
       </w:r>
     </w:p>
     <w:p>
@@ -1709,7 +1901,39 @@
           <w:sz w:val="22"/>
           <w:lang w:val="en-DE"/>
         </w:rPr>
-        <w:t xml:space="preserve"> (FR37-FR42)</w:t>
+        <w:t xml:space="preserve"> (</w:t>
+      </w:r>
+      <w:r>
+        <w:rPr>
+          <w:rFonts w:ascii="Arial" w:hAnsi="Arial"/>
+          <w:sz w:val="22"/>
+          <w:lang w:val="en-DE"/>
+        </w:rPr>
+        <w:t>BR_PRS_</w:t>
+      </w:r>
+      <w:r>
+        <w:rPr>
+          <w:rFonts w:ascii="Arial" w:hAnsi="Arial"/>
+          <w:sz w:val="22"/>
+          <w:lang w:val="en-DE"/>
+        </w:rPr>
+        <w:t>37-</w:t>
+      </w:r>
+      <w:r>
+        <w:rPr>
+          <w:rFonts w:ascii="Arial" w:hAnsi="Arial"/>
+          <w:sz w:val="22"/>
+          <w:lang w:val="en-DE"/>
+        </w:rPr>
+        <w:t>BR_PRS_</w:t>
+      </w:r>
+      <w:r>
+        <w:rPr>
+          <w:rFonts w:ascii="Arial" w:hAnsi="Arial"/>
+          <w:sz w:val="22"/>
+          <w:lang w:val="en-DE"/>
+        </w:rPr>
+        <w:t>42)</w:t>
       </w:r>
     </w:p>
     <w:p>
